--- a/livrables/taff/2026-10-08_cv-cibles/cv-support-informatique_sobre.docx
+++ b/livrables/taff/2026-10-08_cv-cibles/cv-support-informatique_sobre.docx
@@ -574,7 +574,7 @@
           <w:rFonts w:eastAsia="Times New Roman"/>
           <w:color w:val="222222"/>
         </w:rPr>
-        <w:t>Formation des collaborateurs, transmission de savoir-faire</w:t>
+        <w:t>Formation d’environ 10 personnes par semaine pendant un an, transmission de savoir-faire</w:t>
       </w:r>
     </w:p>
     <w:p>
@@ -595,7 +595,7 @@
           <w:rFonts w:eastAsia="Times New Roman"/>
           <w:color w:val="222222"/>
         </w:rPr>
-        <w:t>Gestion des plannings et de l'équipe</w:t>
+        <w:t>Gestion des plannings d’une équipe de 3 à 6 personnes, 2 à 3 chantiers en parallèle</w:t>
       </w:r>
     </w:p>
     <w:p>
@@ -664,7 +664,7 @@
           <w:rFonts w:eastAsia="Times New Roman"/>
           <w:color w:val="222222"/>
         </w:rPr>
-        <w:t>Contrôle de conformité et suivi des stocks</w:t>
+        <w:t>Contrôle de conformité et suivi des stocks sur Excel (10 à 12 références)</w:t>
       </w:r>
     </w:p>
     <w:p>
@@ -733,8 +733,7 @@
           <w:rFonts w:eastAsia="Times New Roman"/>
           <w:color w:val="222222"/>
         </w:rPr>
-        <w:lastRenderedPageBreak/>
-        <w:t>Gestion complète d'une entreprise : clients, devis, facturation</w:t>
+        <w:t>Gestion complète d’une entreprise (CA d’environ 100 000 € par an) : clients, devis, facturation, sous-traitants</w:t>
       </w:r>
     </w:p>
     <w:p>
@@ -990,7 +989,19 @@
         <w:rPr>
           <w:color w:val="222222"/>
         </w:rPr>
-        <w:t>Langues : anglais, espagnol, portugais (en perfectionnement) | Qualités : À l'écoute, patient, esprit d'initiative</w:t>
+        <w:t xml:space="preserve">Langues : </w:t>
+      </w:r>
+      <w:r>
+        <w:rPr>
+          <w:color w:val="222222"/>
+        </w:rPr>
+        <w:t>espagnol courant, anglais intermédiaire, portugais scolaire</w:t>
+      </w:r>
+      <w:r>
+        <w:rPr>
+          <w:color w:val="222222"/>
+        </w:rPr>
+        <w:t xml:space="preserve"> | Qualités : À l'écoute, patient, esprit d'initiative</w:t>
       </w:r>
     </w:p>
     <w:p>
